--- a/docs/Final_Project_Report.docx
+++ b/docs/Final_Project_Report.docx
@@ -61,7 +61,7 @@
           <w:i w:val="0"/>
           <w:sz w:val="32"/>
         </w:rPr>
-        <w:t>[STUDENT NAME]  (UID: [__________])</w:t>
+        <w:t>Manreet Gill  (UID: 24BCS10479)</w:t>
       </w:r>
     </w:p>
     <w:p>
@@ -181,7 +181,7 @@
           <w:i w:val="0"/>
           <w:sz w:val="28"/>
         </w:rPr>
-        <w:t>[MONTH] [YEAR]</w:t>
+        <w:t>June 2026</w:t>
       </w:r>
     </w:p>
     <w:p>
@@ -211,7 +211,7 @@
         <w:jc w:val="both"/>
       </w:pPr>
       <w:r>
-        <w:t>Certified that this project report "SMART PAPER MILL PRODUCTION MONITORING DASHBOARD" is the bonafide training work of [STUDENT NAME] (UID: [__________]) who carried out the project work under my/our supervision during the industrial training from [START DATE] to [END DATE].</w:t>
+        <w:t>Certified that this project report "SMART PAPER MILL PRODUCTION MONITORING DASHBOARD" is the bonafide training work of Manreet Gill (UID: 24BCS10479) who carried out the project work under my/our supervision during the industrial training from [START DATE] to [END DATE].</w:t>
       </w:r>
     </w:p>
     <w:p/>

--- a/docs/Final_Project_Report.docx
+++ b/docs/Final_Project_Report.docx
@@ -211,7 +211,7 @@
         <w:jc w:val="both"/>
       </w:pPr>
       <w:r>
-        <w:t>Certified that this project report "SMART PAPER MILL PRODUCTION MONITORING DASHBOARD" is the bonafide training work of Manreet Gill (UID: 24BCS10479) who carried out the project work under my/our supervision during the industrial training from [START DATE] to [END DATE].</w:t>
+        <w:t>Certified that this project report "SMART PAPER MILL PRODUCTION MONITORING DASHBOARD" is the bonafide training work of Manreet Gill (UID: 24BCS10479) who carried out the project work under my/our supervision during the industrial training from 25 May 2026 to 10 July 2026.</w:t>
       </w:r>
     </w:p>
     <w:p/>
@@ -258,7 +258,7 @@
           <w:i w:val="0"/>
           <w:sz w:val="24"/>
         </w:rPr>
-        <w:t>[Supervisor Name]</w:t>
+        <w:t>Mr. Surinder Mehra</w:t>
       </w:r>
     </w:p>
     <w:p>
@@ -288,7 +288,7 @@
           <w:i w:val="0"/>
           <w:sz w:val="24"/>
         </w:rPr>
-        <w:t>[Industry / Academic Designation]</w:t>
+        <w:t>IT Head, Satia Industries Ltd.</w:t>
       </w:r>
     </w:p>
     <w:p>
@@ -303,7 +303,7 @@
           <w:i w:val="0"/>
           <w:sz w:val="24"/>
         </w:rPr>
-        <w:t>[Department / Institution]</w:t>
+        <w:t>Department of CSE, Chandigarh University</w:t>
       </w:r>
     </w:p>
     <w:p>
